--- a/SubbaTaniparti.docx
+++ b/SubbaTaniparti.docx
@@ -2721,7 +2721,7 @@
         <w:sz w:val="22"/>
         <w:szCs w:val="22"/>
       </w:rPr>
-      <w:t xml:space="preserve"> sred.1299@gmail.com               </w:t>
+      <w:t xml:space="preserve"> Staniparti@gmail.com               </w:t>
     </w:r>
   </w:p>
 </w:hdr>
